--- a/public/files/resume-newcomer/resume-newcomer.docx
+++ b/public/files/resume-newcomer/resume-newcomer.docx
@@ -4,7 +4,7 @@
   <w:body>
     <w:p>
       <w:pPr>
-        <w:spacing w:after="37" w:before="0" w:line="312" w:lineRule="auto"/>
+        <w:spacing w:after="26" w:before="0" w:line="312" w:lineRule="auto"/>
         <w:jc w:val="center"/>
       </w:pPr>
       <w:r>
@@ -19,7 +19,7 @@
     </w:p>
     <w:p>
       <w:pPr>
-        <w:spacing w:after="92" w:before="0" w:line="312" w:lineRule="auto"/>
+        <w:spacing w:after="66" w:before="0" w:line="312" w:lineRule="auto"/>
         <w:jc w:val="left"/>
         <w:pBdr>
           <w:bottom w:val="single" w:sz="14" w:space="2" w:color="24384F"/>
@@ -52,7 +52,7 @@
       </w:tblGrid>
       <w:tr>
         <w:trPr>
-          <w:trHeight w:val="391" w:hRule="atLeast"/>
+          <w:trHeight w:val="385" w:hRule="atLeast"/>
         </w:trPr>
         <w:tc>
           <w:tcPr>
@@ -229,6 +229,10 @@
               <w:bottom w:val="single" w:sz="6" w:space="0" w:color="C9D2DD"/>
               <w:right w:val="single" w:sz="6" w:space="0" w:color="C9D2DD"/>
             </w:tcBorders>
+            <w:tcMar>
+              <w:left w:w="0" w:type="dxa"/>
+              <w:right w:w="0" w:type="dxa"/>
+            </w:tcMar>
             <w:vAlign w:val="center"/>
           </w:tcPr>
           <w:p>
@@ -250,7 +254,7 @@
       </w:tr>
       <w:tr>
         <w:trPr>
-          <w:trHeight w:val="391" w:hRule="atLeast"/>
+          <w:trHeight w:val="385" w:hRule="atLeast"/>
         </w:trPr>
         <w:tc>
           <w:tcPr>
@@ -434,7 +438,7 @@
       </w:tr>
       <w:tr>
         <w:trPr>
-          <w:trHeight w:val="391" w:hRule="atLeast"/>
+          <w:trHeight w:val="385" w:hRule="atLeast"/>
         </w:trPr>
         <w:tc>
           <w:tcPr>
@@ -509,7 +513,7 @@
       </w:tr>
       <w:tr>
         <w:trPr>
-          <w:trHeight w:val="391" w:hRule="atLeast"/>
+          <w:trHeight w:val="385" w:hRule="atLeast"/>
         </w:trPr>
         <w:tc>
           <w:tcPr>
@@ -585,7 +589,7 @@
     </w:tbl>
     <w:p>
       <w:pPr>
-        <w:spacing w:after="37" w:before="0" w:line="312" w:lineRule="auto"/>
+        <w:spacing w:after="26" w:before="0" w:line="312" w:lineRule="auto"/>
         <w:jc w:val="left"/>
       </w:pPr>
       <w:r>
@@ -598,7 +602,7 @@
     </w:p>
     <w:p>
       <w:pPr>
-        <w:spacing w:after="37" w:before="74" w:line="312" w:lineRule="auto"/>
+        <w:spacing w:after="26" w:before="53" w:line="312" w:lineRule="auto"/>
         <w:jc w:val="left"/>
         <w:pBdr>
           <w:bottom w:val="single" w:sz="6" w:space="2" w:color="C9D2DD"/>
@@ -640,7 +644,7 @@
       </w:tblGrid>
       <w:tr>
         <w:trPr>
-          <w:trHeight w:val="391" w:hRule="atLeast"/>
+          <w:trHeight w:val="280" w:hRule="atLeast"/>
         </w:trPr>
         <w:tc>
           <w:tcPr>
@@ -790,7 +794,7 @@
       </w:tr>
       <w:tr>
         <w:trPr>
-          <w:trHeight w:val="391" w:hRule="atLeast"/>
+          <w:trHeight w:val="280" w:hRule="atLeast"/>
         </w:trPr>
         <w:tc>
           <w:tcPr>
@@ -925,7 +929,7 @@
       </w:tr>
       <w:tr>
         <w:trPr>
-          <w:trHeight w:val="391" w:hRule="atLeast"/>
+          <w:trHeight w:val="280" w:hRule="atLeast"/>
         </w:trPr>
         <w:tc>
           <w:tcPr>
@@ -1060,7 +1064,7 @@
       </w:tr>
       <w:tr>
         <w:trPr>
-          <w:trHeight w:val="391" w:hRule="atLeast"/>
+          <w:trHeight w:val="280" w:hRule="atLeast"/>
         </w:trPr>
         <w:tc>
           <w:tcPr>
@@ -1196,7 +1200,7 @@
     </w:tbl>
     <w:p>
       <w:pPr>
-        <w:spacing w:after="37" w:before="0" w:line="312" w:lineRule="auto"/>
+        <w:spacing w:after="26" w:before="0" w:line="312" w:lineRule="auto"/>
         <w:jc w:val="left"/>
       </w:pPr>
       <w:r>
@@ -1209,7 +1213,7 @@
     </w:p>
     <w:p>
       <w:pPr>
-        <w:spacing w:after="37" w:before="74" w:line="312" w:lineRule="auto"/>
+        <w:spacing w:after="26" w:before="53" w:line="312" w:lineRule="auto"/>
         <w:jc w:val="left"/>
         <w:pBdr>
           <w:bottom w:val="single" w:sz="6" w:space="2" w:color="C9D2DD"/>
@@ -1251,7 +1255,7 @@
       </w:tblGrid>
       <w:tr>
         <w:trPr>
-          <w:trHeight w:val="391" w:hRule="atLeast"/>
+          <w:trHeight w:val="280" w:hRule="atLeast"/>
         </w:trPr>
         <w:tc>
           <w:tcPr>
@@ -1401,7 +1405,7 @@
       </w:tr>
       <w:tr>
         <w:trPr>
-          <w:trHeight w:val="391" w:hRule="atLeast"/>
+          <w:trHeight w:val="280" w:hRule="atLeast"/>
         </w:trPr>
         <w:tc>
           <w:tcPr>
@@ -1536,7 +1540,7 @@
       </w:tr>
       <w:tr>
         <w:trPr>
-          <w:trHeight w:val="391" w:hRule="atLeast"/>
+          <w:trHeight w:val="280" w:hRule="atLeast"/>
         </w:trPr>
         <w:tc>
           <w:tcPr>
@@ -1672,7 +1676,7 @@
     </w:tbl>
     <w:p>
       <w:pPr>
-        <w:spacing w:after="37" w:before="0" w:line="312" w:lineRule="auto"/>
+        <w:spacing w:after="26" w:before="0" w:line="312" w:lineRule="auto"/>
         <w:jc w:val="left"/>
       </w:pPr>
       <w:r>
@@ -1685,7 +1689,7 @@
     </w:p>
     <w:p>
       <w:pPr>
-        <w:spacing w:after="37" w:before="74" w:line="312" w:lineRule="auto"/>
+        <w:spacing w:after="26" w:before="53" w:line="312" w:lineRule="auto"/>
         <w:jc w:val="left"/>
         <w:pBdr>
           <w:bottom w:val="single" w:sz="6" w:space="2" w:color="C9D2DD"/>
@@ -1726,7 +1730,7 @@
       </w:tblGrid>
       <w:tr>
         <w:trPr>
-          <w:trHeight w:val="391" w:hRule="atLeast"/>
+          <w:trHeight w:val="280" w:hRule="atLeast"/>
         </w:trPr>
         <w:tc>
           <w:tcPr>
@@ -1847,7 +1851,7 @@
       </w:tr>
       <w:tr>
         <w:trPr>
-          <w:trHeight w:val="391" w:hRule="atLeast"/>
+          <w:trHeight w:val="280" w:hRule="atLeast"/>
         </w:trPr>
         <w:tc>
           <w:tcPr>
@@ -1956,7 +1960,7 @@
       </w:tr>
       <w:tr>
         <w:trPr>
-          <w:trHeight w:val="391" w:hRule="atLeast"/>
+          <w:trHeight w:val="280" w:hRule="atLeast"/>
         </w:trPr>
         <w:tc>
           <w:tcPr>
@@ -2066,7 +2070,7 @@
     </w:tbl>
     <w:p>
       <w:pPr>
-        <w:spacing w:after="37" w:before="0" w:line="312" w:lineRule="auto"/>
+        <w:spacing w:after="26" w:before="0" w:line="312" w:lineRule="auto"/>
         <w:jc w:val="left"/>
       </w:pPr>
       <w:r>
@@ -2079,7 +2083,7 @@
     </w:p>
     <w:p>
       <w:pPr>
-        <w:spacing w:after="37" w:before="74" w:line="312" w:lineRule="auto"/>
+        <w:spacing w:after="26" w:before="53" w:line="312" w:lineRule="auto"/>
         <w:jc w:val="left"/>
         <w:pBdr>
           <w:bottom w:val="single" w:sz="6" w:space="2" w:color="C9D2DD"/>
@@ -2120,7 +2124,7 @@
       </w:tblGrid>
       <w:tr>
         <w:trPr>
-          <w:trHeight w:val="391" w:hRule="atLeast"/>
+          <w:trHeight w:val="280" w:hRule="atLeast"/>
         </w:trPr>
         <w:tc>
           <w:tcPr>
@@ -2241,7 +2245,7 @@
       </w:tr>
       <w:tr>
         <w:trPr>
-          <w:trHeight w:val="391" w:hRule="atLeast"/>
+          <w:trHeight w:val="280" w:hRule="atLeast"/>
         </w:trPr>
         <w:tc>
           <w:tcPr>
@@ -2350,7 +2354,7 @@
       </w:tr>
       <w:tr>
         <w:trPr>
-          <w:trHeight w:val="391" w:hRule="atLeast"/>
+          <w:trHeight w:val="280" w:hRule="atLeast"/>
         </w:trPr>
         <w:tc>
           <w:tcPr>
@@ -2460,7 +2464,7 @@
     </w:tbl>
     <w:p>
       <w:pPr>
-        <w:spacing w:after="37" w:before="0" w:line="312" w:lineRule="auto"/>
+        <w:spacing w:after="26" w:before="0" w:line="312" w:lineRule="auto"/>
         <w:jc w:val="left"/>
       </w:pPr>
       <w:r>
@@ -2473,7 +2477,7 @@
     </w:p>
     <w:p>
       <w:pPr>
-        <w:spacing w:after="37" w:before="74" w:line="312" w:lineRule="auto"/>
+        <w:spacing w:after="26" w:before="53" w:line="312" w:lineRule="auto"/>
         <w:jc w:val="left"/>
         <w:pBdr>
           <w:bottom w:val="single" w:sz="6" w:space="2" w:color="C9D2DD"/>
@@ -2516,7 +2520,7 @@
       </w:tblGrid>
       <w:tr>
         <w:trPr>
-          <w:trHeight w:val="391" w:hRule="atLeast"/>
+          <w:trHeight w:val="280" w:hRule="atLeast"/>
         </w:trPr>
         <w:tc>
           <w:tcPr>
@@ -2686,7 +2690,7 @@
       </w:tr>
       <w:tr>
         <w:trPr>
-          <w:trHeight w:val="391" w:hRule="atLeast"/>
+          <w:trHeight w:val="280" w:hRule="atLeast"/>
         </w:trPr>
         <w:tc>
           <w:tcPr>
@@ -2748,7 +2752,7 @@
     </w:tbl>
     <w:p>
       <w:pPr>
-        <w:spacing w:after="37" w:before="0" w:line="312" w:lineRule="auto"/>
+        <w:spacing w:after="26" w:before="0" w:line="312" w:lineRule="auto"/>
         <w:jc w:val="left"/>
       </w:pPr>
       <w:r>
@@ -2761,7 +2765,7 @@
     </w:p>
     <w:p>
       <w:pPr>
-        <w:spacing w:after="74" w:before="0" w:line="312" w:lineRule="auto"/>
+        <w:spacing w:after="53" w:before="0" w:line="312" w:lineRule="auto"/>
         <w:jc w:val="center"/>
       </w:pPr>
       <w:r>
@@ -2775,7 +2779,7 @@
     </w:p>
     <w:p>
       <w:pPr>
-        <w:spacing w:after="74" w:before="74" w:line="312" w:lineRule="auto"/>
+        <w:spacing w:after="53" w:before="53" w:line="312" w:lineRule="auto"/>
         <w:jc w:val="center"/>
       </w:pPr>
       <w:r>
@@ -2789,7 +2793,7 @@
     </w:p>
     <w:p>
       <w:pPr>
-        <w:spacing w:after="74" w:before="0" w:line="312" w:lineRule="auto"/>
+        <w:spacing w:after="53" w:before="0" w:line="312" w:lineRule="auto"/>
         <w:jc w:val="right"/>
       </w:pPr>
       <w:r>
@@ -2803,7 +2807,7 @@
     </w:p>
     <w:p>
       <w:pPr>
-        <w:spacing w:after="0" w:before="55" w:line="312" w:lineRule="auto"/>
+        <w:spacing w:after="0" w:before="40" w:line="312" w:lineRule="auto"/>
         <w:jc w:val="left"/>
       </w:pPr>
       <w:r>

--- a/public/files/resume-newcomer/resume-newcomer.docx
+++ b/public/files/resume-newcomer/resume-newcomer.docx
@@ -4,7 +4,7 @@
   <w:body>
     <w:p>
       <w:pPr>
-        <w:spacing w:after="26" w:before="0" w:line="312" w:lineRule="auto"/>
+        <w:spacing w:after="37" w:before="0" w:line="312" w:lineRule="auto"/>
         <w:jc w:val="center"/>
       </w:pPr>
       <w:r>
@@ -19,7 +19,7 @@
     </w:p>
     <w:p>
       <w:pPr>
-        <w:spacing w:after="66" w:before="0" w:line="312" w:lineRule="auto"/>
+        <w:spacing w:after="92" w:before="0" w:line="312" w:lineRule="auto"/>
         <w:jc w:val="left"/>
         <w:pBdr>
           <w:bottom w:val="single" w:sz="14" w:space="2" w:color="24384F"/>
@@ -52,7 +52,7 @@
       </w:tblGrid>
       <w:tr>
         <w:trPr>
-          <w:trHeight w:val="385" w:hRule="atLeast"/>
+          <w:trHeight w:val="391" w:hRule="atLeast"/>
         </w:trPr>
         <w:tc>
           <w:tcPr>
@@ -229,10 +229,6 @@
               <w:bottom w:val="single" w:sz="6" w:space="0" w:color="C9D2DD"/>
               <w:right w:val="single" w:sz="6" w:space="0" w:color="C9D2DD"/>
             </w:tcBorders>
-            <w:tcMar>
-              <w:left w:w="0" w:type="dxa"/>
-              <w:right w:w="0" w:type="dxa"/>
-            </w:tcMar>
             <w:vAlign w:val="center"/>
           </w:tcPr>
           <w:p>
@@ -254,7 +250,7 @@
       </w:tr>
       <w:tr>
         <w:trPr>
-          <w:trHeight w:val="385" w:hRule="atLeast"/>
+          <w:trHeight w:val="391" w:hRule="atLeast"/>
         </w:trPr>
         <w:tc>
           <w:tcPr>
@@ -438,7 +434,7 @@
       </w:tr>
       <w:tr>
         <w:trPr>
-          <w:trHeight w:val="385" w:hRule="atLeast"/>
+          <w:trHeight w:val="391" w:hRule="atLeast"/>
         </w:trPr>
         <w:tc>
           <w:tcPr>
@@ -513,7 +509,7 @@
       </w:tr>
       <w:tr>
         <w:trPr>
-          <w:trHeight w:val="385" w:hRule="atLeast"/>
+          <w:trHeight w:val="391" w:hRule="atLeast"/>
         </w:trPr>
         <w:tc>
           <w:tcPr>
@@ -589,7 +585,7 @@
     </w:tbl>
     <w:p>
       <w:pPr>
-        <w:spacing w:after="26" w:before="0" w:line="312" w:lineRule="auto"/>
+        <w:spacing w:after="37" w:before="0" w:line="312" w:lineRule="auto"/>
         <w:jc w:val="left"/>
       </w:pPr>
       <w:r>
@@ -602,7 +598,7 @@
     </w:p>
     <w:p>
       <w:pPr>
-        <w:spacing w:after="26" w:before="53" w:line="312" w:lineRule="auto"/>
+        <w:spacing w:after="37" w:before="74" w:line="312" w:lineRule="auto"/>
         <w:jc w:val="left"/>
         <w:pBdr>
           <w:bottom w:val="single" w:sz="6" w:space="2" w:color="C9D2DD"/>
@@ -644,7 +640,7 @@
       </w:tblGrid>
       <w:tr>
         <w:trPr>
-          <w:trHeight w:val="280" w:hRule="atLeast"/>
+          <w:trHeight w:val="391" w:hRule="atLeast"/>
         </w:trPr>
         <w:tc>
           <w:tcPr>
@@ -794,7 +790,7 @@
       </w:tr>
       <w:tr>
         <w:trPr>
-          <w:trHeight w:val="280" w:hRule="atLeast"/>
+          <w:trHeight w:val="391" w:hRule="atLeast"/>
         </w:trPr>
         <w:tc>
           <w:tcPr>
@@ -929,7 +925,7 @@
       </w:tr>
       <w:tr>
         <w:trPr>
-          <w:trHeight w:val="280" w:hRule="atLeast"/>
+          <w:trHeight w:val="391" w:hRule="atLeast"/>
         </w:trPr>
         <w:tc>
           <w:tcPr>
@@ -1064,7 +1060,7 @@
       </w:tr>
       <w:tr>
         <w:trPr>
-          <w:trHeight w:val="280" w:hRule="atLeast"/>
+          <w:trHeight w:val="391" w:hRule="atLeast"/>
         </w:trPr>
         <w:tc>
           <w:tcPr>
@@ -1200,7 +1196,7 @@
     </w:tbl>
     <w:p>
       <w:pPr>
-        <w:spacing w:after="26" w:before="0" w:line="312" w:lineRule="auto"/>
+        <w:spacing w:after="37" w:before="0" w:line="312" w:lineRule="auto"/>
         <w:jc w:val="left"/>
       </w:pPr>
       <w:r>
@@ -1213,7 +1209,7 @@
     </w:p>
     <w:p>
       <w:pPr>
-        <w:spacing w:after="26" w:before="53" w:line="312" w:lineRule="auto"/>
+        <w:spacing w:after="37" w:before="74" w:line="312" w:lineRule="auto"/>
         <w:jc w:val="left"/>
         <w:pBdr>
           <w:bottom w:val="single" w:sz="6" w:space="2" w:color="C9D2DD"/>
@@ -1255,7 +1251,7 @@
       </w:tblGrid>
       <w:tr>
         <w:trPr>
-          <w:trHeight w:val="280" w:hRule="atLeast"/>
+          <w:trHeight w:val="391" w:hRule="atLeast"/>
         </w:trPr>
         <w:tc>
           <w:tcPr>
@@ -1405,7 +1401,7 @@
       </w:tr>
       <w:tr>
         <w:trPr>
-          <w:trHeight w:val="280" w:hRule="atLeast"/>
+          <w:trHeight w:val="391" w:hRule="atLeast"/>
         </w:trPr>
         <w:tc>
           <w:tcPr>
@@ -1540,7 +1536,7 @@
       </w:tr>
       <w:tr>
         <w:trPr>
-          <w:trHeight w:val="280" w:hRule="atLeast"/>
+          <w:trHeight w:val="391" w:hRule="atLeast"/>
         </w:trPr>
         <w:tc>
           <w:tcPr>
@@ -1676,7 +1672,7 @@
     </w:tbl>
     <w:p>
       <w:pPr>
-        <w:spacing w:after="26" w:before="0" w:line="312" w:lineRule="auto"/>
+        <w:spacing w:after="37" w:before="0" w:line="312" w:lineRule="auto"/>
         <w:jc w:val="left"/>
       </w:pPr>
       <w:r>
@@ -1689,7 +1685,7 @@
     </w:p>
     <w:p>
       <w:pPr>
-        <w:spacing w:after="26" w:before="53" w:line="312" w:lineRule="auto"/>
+        <w:spacing w:after="37" w:before="74" w:line="312" w:lineRule="auto"/>
         <w:jc w:val="left"/>
         <w:pBdr>
           <w:bottom w:val="single" w:sz="6" w:space="2" w:color="C9D2DD"/>
@@ -1730,7 +1726,7 @@
       </w:tblGrid>
       <w:tr>
         <w:trPr>
-          <w:trHeight w:val="280" w:hRule="atLeast"/>
+          <w:trHeight w:val="391" w:hRule="atLeast"/>
         </w:trPr>
         <w:tc>
           <w:tcPr>
@@ -1851,7 +1847,7 @@
       </w:tr>
       <w:tr>
         <w:trPr>
-          <w:trHeight w:val="280" w:hRule="atLeast"/>
+          <w:trHeight w:val="391" w:hRule="atLeast"/>
         </w:trPr>
         <w:tc>
           <w:tcPr>
@@ -1960,7 +1956,7 @@
       </w:tr>
       <w:tr>
         <w:trPr>
-          <w:trHeight w:val="280" w:hRule="atLeast"/>
+          <w:trHeight w:val="391" w:hRule="atLeast"/>
         </w:trPr>
         <w:tc>
           <w:tcPr>
@@ -2070,7 +2066,7 @@
     </w:tbl>
     <w:p>
       <w:pPr>
-        <w:spacing w:after="26" w:before="0" w:line="312" w:lineRule="auto"/>
+        <w:spacing w:after="37" w:before="0" w:line="312" w:lineRule="auto"/>
         <w:jc w:val="left"/>
       </w:pPr>
       <w:r>
@@ -2083,7 +2079,7 @@
     </w:p>
     <w:p>
       <w:pPr>
-        <w:spacing w:after="26" w:before="53" w:line="312" w:lineRule="auto"/>
+        <w:spacing w:after="37" w:before="74" w:line="312" w:lineRule="auto"/>
         <w:jc w:val="left"/>
         <w:pBdr>
           <w:bottom w:val="single" w:sz="6" w:space="2" w:color="C9D2DD"/>
@@ -2124,7 +2120,7 @@
       </w:tblGrid>
       <w:tr>
         <w:trPr>
-          <w:trHeight w:val="280" w:hRule="atLeast"/>
+          <w:trHeight w:val="391" w:hRule="atLeast"/>
         </w:trPr>
         <w:tc>
           <w:tcPr>
@@ -2245,7 +2241,7 @@
       </w:tr>
       <w:tr>
         <w:trPr>
-          <w:trHeight w:val="280" w:hRule="atLeast"/>
+          <w:trHeight w:val="391" w:hRule="atLeast"/>
         </w:trPr>
         <w:tc>
           <w:tcPr>
@@ -2354,7 +2350,7 @@
       </w:tr>
       <w:tr>
         <w:trPr>
-          <w:trHeight w:val="280" w:hRule="atLeast"/>
+          <w:trHeight w:val="391" w:hRule="atLeast"/>
         </w:trPr>
         <w:tc>
           <w:tcPr>
@@ -2464,7 +2460,7 @@
     </w:tbl>
     <w:p>
       <w:pPr>
-        <w:spacing w:after="26" w:before="0" w:line="312" w:lineRule="auto"/>
+        <w:spacing w:after="37" w:before="0" w:line="312" w:lineRule="auto"/>
         <w:jc w:val="left"/>
       </w:pPr>
       <w:r>
@@ -2477,7 +2473,7 @@
     </w:p>
     <w:p>
       <w:pPr>
-        <w:spacing w:after="26" w:before="53" w:line="312" w:lineRule="auto"/>
+        <w:spacing w:after="37" w:before="74" w:line="312" w:lineRule="auto"/>
         <w:jc w:val="left"/>
         <w:pBdr>
           <w:bottom w:val="single" w:sz="6" w:space="2" w:color="C9D2DD"/>
@@ -2520,7 +2516,7 @@
       </w:tblGrid>
       <w:tr>
         <w:trPr>
-          <w:trHeight w:val="280" w:hRule="atLeast"/>
+          <w:trHeight w:val="391" w:hRule="atLeast"/>
         </w:trPr>
         <w:tc>
           <w:tcPr>
@@ -2690,7 +2686,7 @@
       </w:tr>
       <w:tr>
         <w:trPr>
-          <w:trHeight w:val="280" w:hRule="atLeast"/>
+          <w:trHeight w:val="391" w:hRule="atLeast"/>
         </w:trPr>
         <w:tc>
           <w:tcPr>
@@ -2752,7 +2748,7 @@
     </w:tbl>
     <w:p>
       <w:pPr>
-        <w:spacing w:after="26" w:before="0" w:line="312" w:lineRule="auto"/>
+        <w:spacing w:after="37" w:before="0" w:line="312" w:lineRule="auto"/>
         <w:jc w:val="left"/>
       </w:pPr>
       <w:r>
@@ -2765,7 +2761,7 @@
     </w:p>
     <w:p>
       <w:pPr>
-        <w:spacing w:after="53" w:before="0" w:line="312" w:lineRule="auto"/>
+        <w:spacing w:after="74" w:before="0" w:line="312" w:lineRule="auto"/>
         <w:jc w:val="center"/>
       </w:pPr>
       <w:r>
@@ -2779,7 +2775,7 @@
     </w:p>
     <w:p>
       <w:pPr>
-        <w:spacing w:after="53" w:before="53" w:line="312" w:lineRule="auto"/>
+        <w:spacing w:after="74" w:before="74" w:line="312" w:lineRule="auto"/>
         <w:jc w:val="center"/>
       </w:pPr>
       <w:r>
@@ -2793,7 +2789,7 @@
     </w:p>
     <w:p>
       <w:pPr>
-        <w:spacing w:after="53" w:before="0" w:line="312" w:lineRule="auto"/>
+        <w:spacing w:after="74" w:before="0" w:line="312" w:lineRule="auto"/>
         <w:jc w:val="right"/>
       </w:pPr>
       <w:r>
@@ -2807,7 +2803,7 @@
     </w:p>
     <w:p>
       <w:pPr>
-        <w:spacing w:after="0" w:before="40" w:line="312" w:lineRule="auto"/>
+        <w:spacing w:after="0" w:before="55" w:line="312" w:lineRule="auto"/>
         <w:jc w:val="left"/>
       </w:pPr>
       <w:r>

--- a/public/files/resume-newcomer/resume-newcomer.docx
+++ b/public/files/resume-newcomer/resume-newcomer.docx
@@ -4,7 +4,7 @@
   <w:body>
     <w:p>
       <w:pPr>
-        <w:spacing w:after="37" w:before="0" w:line="312" w:lineRule="auto"/>
+        <w:spacing w:after="34" w:before="0" w:line="312" w:lineRule="auto"/>
         <w:jc w:val="center"/>
       </w:pPr>
       <w:r>
@@ -19,7 +19,7 @@
     </w:p>
     <w:p>
       <w:pPr>
-        <w:spacing w:after="92" w:before="0" w:line="312" w:lineRule="auto"/>
+        <w:spacing w:after="85" w:before="0" w:line="312" w:lineRule="auto"/>
         <w:jc w:val="left"/>
         <w:pBdr>
           <w:bottom w:val="single" w:sz="14" w:space="2" w:color="24384F"/>
@@ -52,7 +52,7 @@
       </w:tblGrid>
       <w:tr>
         <w:trPr>
-          <w:trHeight w:val="391" w:hRule="atLeast"/>
+          <w:trHeight w:val="385" w:hRule="atLeast"/>
         </w:trPr>
         <w:tc>
           <w:tcPr>
@@ -229,6 +229,10 @@
               <w:bottom w:val="single" w:sz="6" w:space="0" w:color="C9D2DD"/>
               <w:right w:val="single" w:sz="6" w:space="0" w:color="C9D2DD"/>
             </w:tcBorders>
+            <w:tcMar>
+              <w:left w:w="0" w:type="dxa"/>
+              <w:right w:w="0" w:type="dxa"/>
+            </w:tcMar>
             <w:vAlign w:val="center"/>
           </w:tcPr>
           <w:p>
@@ -250,7 +254,7 @@
       </w:tr>
       <w:tr>
         <w:trPr>
-          <w:trHeight w:val="391" w:hRule="atLeast"/>
+          <w:trHeight w:val="385" w:hRule="atLeast"/>
         </w:trPr>
         <w:tc>
           <w:tcPr>
@@ -434,7 +438,7 @@
       </w:tr>
       <w:tr>
         <w:trPr>
-          <w:trHeight w:val="391" w:hRule="atLeast"/>
+          <w:trHeight w:val="385" w:hRule="atLeast"/>
         </w:trPr>
         <w:tc>
           <w:tcPr>
@@ -509,7 +513,7 @@
       </w:tr>
       <w:tr>
         <w:trPr>
-          <w:trHeight w:val="391" w:hRule="atLeast"/>
+          <w:trHeight w:val="385" w:hRule="atLeast"/>
         </w:trPr>
         <w:tc>
           <w:tcPr>
@@ -585,7 +589,7 @@
     </w:tbl>
     <w:p>
       <w:pPr>
-        <w:spacing w:after="37" w:before="0" w:line="312" w:lineRule="auto"/>
+        <w:spacing w:after="34" w:before="0" w:line="312" w:lineRule="auto"/>
         <w:jc w:val="left"/>
       </w:pPr>
       <w:r>
@@ -598,7 +602,7 @@
     </w:p>
     <w:p>
       <w:pPr>
-        <w:spacing w:after="37" w:before="74" w:line="312" w:lineRule="auto"/>
+        <w:spacing w:after="34" w:before="68" w:line="312" w:lineRule="auto"/>
         <w:jc w:val="left"/>
         <w:pBdr>
           <w:bottom w:val="single" w:sz="6" w:space="2" w:color="C9D2DD"/>
@@ -640,7 +644,7 @@
       </w:tblGrid>
       <w:tr>
         <w:trPr>
-          <w:trHeight w:val="391" w:hRule="atLeast"/>
+          <w:trHeight w:val="361" w:hRule="atLeast"/>
         </w:trPr>
         <w:tc>
           <w:tcPr>
@@ -790,7 +794,7 @@
       </w:tr>
       <w:tr>
         <w:trPr>
-          <w:trHeight w:val="391" w:hRule="atLeast"/>
+          <w:trHeight w:val="361" w:hRule="atLeast"/>
         </w:trPr>
         <w:tc>
           <w:tcPr>
@@ -925,7 +929,7 @@
       </w:tr>
       <w:tr>
         <w:trPr>
-          <w:trHeight w:val="391" w:hRule="atLeast"/>
+          <w:trHeight w:val="361" w:hRule="atLeast"/>
         </w:trPr>
         <w:tc>
           <w:tcPr>
@@ -1060,7 +1064,7 @@
       </w:tr>
       <w:tr>
         <w:trPr>
-          <w:trHeight w:val="391" w:hRule="atLeast"/>
+          <w:trHeight w:val="361" w:hRule="atLeast"/>
         </w:trPr>
         <w:tc>
           <w:tcPr>
@@ -1196,7 +1200,7 @@
     </w:tbl>
     <w:p>
       <w:pPr>
-        <w:spacing w:after="37" w:before="0" w:line="312" w:lineRule="auto"/>
+        <w:spacing w:after="34" w:before="0" w:line="312" w:lineRule="auto"/>
         <w:jc w:val="left"/>
       </w:pPr>
       <w:r>
@@ -1209,7 +1213,7 @@
     </w:p>
     <w:p>
       <w:pPr>
-        <w:spacing w:after="37" w:before="74" w:line="312" w:lineRule="auto"/>
+        <w:spacing w:after="34" w:before="68" w:line="312" w:lineRule="auto"/>
         <w:jc w:val="left"/>
         <w:pBdr>
           <w:bottom w:val="single" w:sz="6" w:space="2" w:color="C9D2DD"/>
@@ -1251,7 +1255,7 @@
       </w:tblGrid>
       <w:tr>
         <w:trPr>
-          <w:trHeight w:val="391" w:hRule="atLeast"/>
+          <w:trHeight w:val="361" w:hRule="atLeast"/>
         </w:trPr>
         <w:tc>
           <w:tcPr>
@@ -1401,7 +1405,7 @@
       </w:tr>
       <w:tr>
         <w:trPr>
-          <w:trHeight w:val="391" w:hRule="atLeast"/>
+          <w:trHeight w:val="361" w:hRule="atLeast"/>
         </w:trPr>
         <w:tc>
           <w:tcPr>
@@ -1536,7 +1540,7 @@
       </w:tr>
       <w:tr>
         <w:trPr>
-          <w:trHeight w:val="391" w:hRule="atLeast"/>
+          <w:trHeight w:val="361" w:hRule="atLeast"/>
         </w:trPr>
         <w:tc>
           <w:tcPr>
@@ -1672,7 +1676,7 @@
     </w:tbl>
     <w:p>
       <w:pPr>
-        <w:spacing w:after="37" w:before="0" w:line="312" w:lineRule="auto"/>
+        <w:spacing w:after="34" w:before="0" w:line="312" w:lineRule="auto"/>
         <w:jc w:val="left"/>
       </w:pPr>
       <w:r>
@@ -1685,7 +1689,7 @@
     </w:p>
     <w:p>
       <w:pPr>
-        <w:spacing w:after="37" w:before="74" w:line="312" w:lineRule="auto"/>
+        <w:spacing w:after="34" w:before="68" w:line="312" w:lineRule="auto"/>
         <w:jc w:val="left"/>
         <w:pBdr>
           <w:bottom w:val="single" w:sz="6" w:space="2" w:color="C9D2DD"/>
@@ -1726,7 +1730,7 @@
       </w:tblGrid>
       <w:tr>
         <w:trPr>
-          <w:trHeight w:val="391" w:hRule="atLeast"/>
+          <w:trHeight w:val="361" w:hRule="atLeast"/>
         </w:trPr>
         <w:tc>
           <w:tcPr>
@@ -1847,7 +1851,7 @@
       </w:tr>
       <w:tr>
         <w:trPr>
-          <w:trHeight w:val="391" w:hRule="atLeast"/>
+          <w:trHeight w:val="361" w:hRule="atLeast"/>
         </w:trPr>
         <w:tc>
           <w:tcPr>
@@ -1956,7 +1960,7 @@
       </w:tr>
       <w:tr>
         <w:trPr>
-          <w:trHeight w:val="391" w:hRule="atLeast"/>
+          <w:trHeight w:val="361" w:hRule="atLeast"/>
         </w:trPr>
         <w:tc>
           <w:tcPr>
@@ -2066,7 +2070,7 @@
     </w:tbl>
     <w:p>
       <w:pPr>
-        <w:spacing w:after="37" w:before="0" w:line="312" w:lineRule="auto"/>
+        <w:spacing w:after="34" w:before="0" w:line="312" w:lineRule="auto"/>
         <w:jc w:val="left"/>
       </w:pPr>
       <w:r>
@@ -2079,7 +2083,7 @@
     </w:p>
     <w:p>
       <w:pPr>
-        <w:spacing w:after="37" w:before="74" w:line="312" w:lineRule="auto"/>
+        <w:spacing w:after="34" w:before="68" w:line="312" w:lineRule="auto"/>
         <w:jc w:val="left"/>
         <w:pBdr>
           <w:bottom w:val="single" w:sz="6" w:space="2" w:color="C9D2DD"/>
@@ -2120,7 +2124,7 @@
       </w:tblGrid>
       <w:tr>
         <w:trPr>
-          <w:trHeight w:val="391" w:hRule="atLeast"/>
+          <w:trHeight w:val="361" w:hRule="atLeast"/>
         </w:trPr>
         <w:tc>
           <w:tcPr>
@@ -2241,7 +2245,7 @@
       </w:tr>
       <w:tr>
         <w:trPr>
-          <w:trHeight w:val="391" w:hRule="atLeast"/>
+          <w:trHeight w:val="361" w:hRule="atLeast"/>
         </w:trPr>
         <w:tc>
           <w:tcPr>
@@ -2350,7 +2354,7 @@
       </w:tr>
       <w:tr>
         <w:trPr>
-          <w:trHeight w:val="391" w:hRule="atLeast"/>
+          <w:trHeight w:val="361" w:hRule="atLeast"/>
         </w:trPr>
         <w:tc>
           <w:tcPr>
@@ -2460,7 +2464,7 @@
     </w:tbl>
     <w:p>
       <w:pPr>
-        <w:spacing w:after="37" w:before="0" w:line="312" w:lineRule="auto"/>
+        <w:spacing w:after="34" w:before="0" w:line="312" w:lineRule="auto"/>
         <w:jc w:val="left"/>
       </w:pPr>
       <w:r>
@@ -2473,7 +2477,7 @@
     </w:p>
     <w:p>
       <w:pPr>
-        <w:spacing w:after="37" w:before="74" w:line="312" w:lineRule="auto"/>
+        <w:spacing w:after="34" w:before="68" w:line="312" w:lineRule="auto"/>
         <w:jc w:val="left"/>
         <w:pBdr>
           <w:bottom w:val="single" w:sz="6" w:space="2" w:color="C9D2DD"/>
@@ -2516,7 +2520,7 @@
       </w:tblGrid>
       <w:tr>
         <w:trPr>
-          <w:trHeight w:val="391" w:hRule="atLeast"/>
+          <w:trHeight w:val="361" w:hRule="atLeast"/>
         </w:trPr>
         <w:tc>
           <w:tcPr>
@@ -2686,7 +2690,7 @@
       </w:tr>
       <w:tr>
         <w:trPr>
-          <w:trHeight w:val="391" w:hRule="atLeast"/>
+          <w:trHeight w:val="361" w:hRule="atLeast"/>
         </w:trPr>
         <w:tc>
           <w:tcPr>
@@ -2748,7 +2752,7 @@
     </w:tbl>
     <w:p>
       <w:pPr>
-        <w:spacing w:after="37" w:before="0" w:line="312" w:lineRule="auto"/>
+        <w:spacing w:after="34" w:before="0" w:line="312" w:lineRule="auto"/>
         <w:jc w:val="left"/>
       </w:pPr>
       <w:r>
@@ -2761,7 +2765,7 @@
     </w:p>
     <w:p>
       <w:pPr>
-        <w:spacing w:after="74" w:before="0" w:line="312" w:lineRule="auto"/>
+        <w:spacing w:after="68" w:before="0" w:line="312" w:lineRule="auto"/>
         <w:jc w:val="center"/>
       </w:pPr>
       <w:r>
@@ -2775,7 +2779,7 @@
     </w:p>
     <w:p>
       <w:pPr>
-        <w:spacing w:after="74" w:before="74" w:line="312" w:lineRule="auto"/>
+        <w:spacing w:after="68" w:before="68" w:line="312" w:lineRule="auto"/>
         <w:jc w:val="center"/>
       </w:pPr>
       <w:r>
@@ -2789,7 +2793,7 @@
     </w:p>
     <w:p>
       <w:pPr>
-        <w:spacing w:after="74" w:before="0" w:line="312" w:lineRule="auto"/>
+        <w:spacing w:after="68" w:before="0" w:line="312" w:lineRule="auto"/>
         <w:jc w:val="right"/>
       </w:pPr>
       <w:r>
@@ -2803,7 +2807,7 @@
     </w:p>
     <w:p>
       <w:pPr>
-        <w:spacing w:after="0" w:before="55" w:line="312" w:lineRule="auto"/>
+        <w:spacing w:after="0" w:before="51" w:line="312" w:lineRule="auto"/>
         <w:jc w:val="left"/>
       </w:pPr>
       <w:r>
